--- a/flow/20230914_vu_template/drafts/2024-11-g/12-ВТ-свщмч.Йосафата.docx
+++ b/flow/20230914_vu_template/drafts/2024-11-g/12-ВТ-свщмч.Йосафата.docx
@@ -4859,7 +4859,7 @@
           <w:szCs w:val="24"/>
           <w:rtl w:val="0"/>
         </w:rPr>
-        <w:t xml:space="preserve"> Хто ж тебе не прославлятиме, Пресвята Діво?* Або хто не оспівуватиме твого пречистого Різдва?* Син бо єдинородний, що предвічно засяяв від Отця,* той вийшов з тебе, Чиста, воплотившись несказанно.* Бувши з природи Богом, став задля нас правдивим людинаом;* неподільний на дві особи,* але пізнавальний у двох незлитих природах.* Його моли, чиста Всеблаженна,* щоб помилував душі наші.</w:t>
+        <w:t xml:space="preserve"> Хто ж тебе не прославлятиме, Пресвята Діво?* Або хто не оспівуватиме твого пречистого Різдва?* Син бо єдинородний, що предвічно засяяв від Отця,* той вийшов з тебе, Чиста, воплотившись несказанно.* Бувши з природи Богом, став задля нас правдивим чоловіком;* неподільний на дві особи,* але пізнавальний у двох незлитих природах.* Його моли, чиста Всеблаженна,* щоб помилував душі наші.</w:t>
       </w:r>
     </w:p>
     <w:p>
@@ -8910,7 +8910,7 @@
           <w:szCs w:val="24"/>
           <w:rtl w:val="0"/>
         </w:rPr>
-        <w:t xml:space="preserve"> Вислухай нас, Боже, Спасителю наш, уповання всіх кінців землі і тих, що на морі далеко, і, Милостивий, будь милостивим, Владико, до гріхів наших і помилуй нас. Бо милостивий і людинаолюбець Бог єси, і Тобі славу возсилаємо, Отцю, і Сину, і Святому Духові, нині і повсякчас, і на віки віків.</w:t>
+        <w:t xml:space="preserve"> Вислухай нас, Боже, Спасителю наш, уповання всіх кінців землі і тих, що на морі далеко, і, Милостивий, будь милостивим, Владико, до гріхів наших і помилуй нас. Бо милостивий і людинолюбний Бог єси, і Тобі славу возсилаємо, Отцю, і Сину, і Святому Духові, нині і повсякчас, і на віки віків.</w:t>
       </w:r>
     </w:p>
     <w:p>
